--- a/exam1_technicalDoc.docx
+++ b/exam1_technicalDoc.docx
@@ -1,6 +1,6 @@
 
 <file path=word/document.xml><?xml version="1.0" encoding="utf-8"?>
-<w:document xmlns:wpc="http://schemas.microsoft.com/office/word/2010/wordprocessingCanvas" xmlns:cx="http://schemas.microsoft.com/office/drawing/2014/chartex" xmlns:cx1="http://schemas.microsoft.com/office/drawing/2015/9/8/chartex" xmlns:cx2="http://schemas.microsoft.com/office/drawing/2015/10/21/chartex" xmlns:cx3="http://schemas.microsoft.com/office/drawing/2016/5/9/chartex" xmlns:cx4="http://schemas.microsoft.com/office/drawing/2016/5/10/chartex" xmlns:cx5="http://schemas.microsoft.com/office/drawing/2016/5/11/chartex" xmlns:cx6="http://schemas.microsoft.com/office/drawing/2016/5/12/chartex" xmlns:cx7="http://schemas.microsoft.com/office/drawing/2016/5/13/chartex" xmlns:cx8="http://schemas.microsoft.com/office/drawing/2016/5/14/chartex" xmlns:mc="http://schemas.openxmlformats.org/markup-compatibility/2006" xmlns:aink="http://schemas.microsoft.com/office/drawing/2016/ink" xmlns:am3d="http://schemas.microsoft.com/office/drawing/2017/model3d" xmlns:o="urn:schemas-microsoft-com:office:office" xmlns:oel="http://schemas.microsoft.com/office/2019/extlst" xmlns:r="http://schemas.openxmlformats.org/officeDocument/2006/relationships" xmlns:m="http://schemas.openxmlformats.org/officeDocument/2006/math" xmlns:v="urn:schemas-microsoft-com:vml" xmlns:wp14="http://schemas.microsoft.com/office/word/2010/wordprocessingDrawing" xmlns:wp="http://schemas.openxmlformats.org/drawingml/2006/wordprocessingDrawing" xmlns:w10="urn:schemas-microsoft-com:office:word" xmlns:w="http://schemas.openxmlformats.org/wordprocessingml/2006/main" xmlns:w14="http://schemas.microsoft.com/office/word/2010/wordml" xmlns:w15="http://schemas.microsoft.com/office/word/2012/wordml" xmlns:w16cei="http://schemas.microsoft.com/office/word/2026/wordml/cei" xmlns:w16cex="http://schemas.microsoft.com/office/word/2018/wordml/cex" xmlns:w16cid="http://schemas.microsoft.com/office/word/2016/wordml/cid" xmlns:w16="http://schemas.microsoft.com/office/word/2018/wordml" xmlns:w16du="http://schemas.microsoft.com/office/word/2023/wordml/word16du" xmlns:w16sdtdh="http://schemas.microsoft.com/office/word/2020/wordml/sdtdatahash" xmlns:w16sdtfl="http://schemas.microsoft.com/office/word/2024/wordml/sdtformatlock" xmlns:w16se="http://schemas.microsoft.com/office/word/2015/wordml/symex" xmlns:wpg="http://schemas.microsoft.com/office/word/2010/wordprocessingGroup" xmlns:wpi="http://schemas.microsoft.com/office/word/2010/wordprocessingInk" xmlns:wne="http://schemas.microsoft.com/office/word/2006/wordml" xmlns:wps="http://schemas.microsoft.com/office/word/2010/wordprocessingShape" mc:Ignorable="w14 w15 w16se w16cid w16 w16cex w16sdtdh w16sdtfl w16du wp14">
+<w:document xmlns:wpc="http://schemas.microsoft.com/office/word/2010/wordprocessingCanvas" xmlns:cx="http://schemas.microsoft.com/office/drawing/2014/chartex" xmlns:cx1="http://schemas.microsoft.com/office/drawing/2015/9/8/chartex" xmlns:cx2="http://schemas.microsoft.com/office/drawing/2015/10/21/chartex" xmlns:cx3="http://schemas.microsoft.com/office/drawing/2016/5/9/chartex" xmlns:cx4="http://schemas.microsoft.com/office/drawing/2016/5/10/chartex" xmlns:cx5="http://schemas.microsoft.com/office/drawing/2016/5/11/chartex" xmlns:cx6="http://schemas.microsoft.com/office/drawing/2016/5/12/chartex" xmlns:cx7="http://schemas.microsoft.com/office/drawing/2016/5/13/chartex" xmlns:cx8="http://schemas.microsoft.com/office/drawing/2016/5/14/chartex" xmlns:mc="http://schemas.openxmlformats.org/markup-compatibility/2006" xmlns:aink="http://schemas.microsoft.com/office/drawing/2016/ink" xmlns:am3d="http://schemas.microsoft.com/office/drawing/2017/model3d" xmlns:o="urn:schemas-microsoft-com:office:office" xmlns:oel="http://schemas.microsoft.com/office/2019/extlst" xmlns:r="http://schemas.openxmlformats.org/officeDocument/2006/relationships" xmlns:m="http://schemas.openxmlformats.org/officeDocument/2006/math" xmlns:v="urn:schemas-microsoft-com:vml" xmlns:wp14="http://schemas.microsoft.com/office/word/2010/wordprocessingDrawing" xmlns:wp="http://schemas.openxmlformats.org/drawingml/2006/wordprocessingDrawing" xmlns:w10="urn:schemas-microsoft-com:office:word" xmlns:w="http://schemas.openxmlformats.org/wordprocessingml/2006/main" xmlns:w14="http://schemas.microsoft.com/office/word/2010/wordml" xmlns:w15="http://schemas.microsoft.com/office/word/2012/wordml" xmlns:w16cex="http://schemas.microsoft.com/office/word/2018/wordml/cex" xmlns:w16cid="http://schemas.microsoft.com/office/word/2016/wordml/cid" xmlns:w16="http://schemas.microsoft.com/office/word/2018/wordml" xmlns:w16du="http://schemas.microsoft.com/office/word/2023/wordml/word16du" xmlns:w16sdtdh="http://schemas.microsoft.com/office/word/2020/wordml/sdtdatahash" xmlns:w16sdtfl="http://schemas.microsoft.com/office/word/2024/wordml/sdtformatlock" xmlns:w16se="http://schemas.microsoft.com/office/word/2015/wordml/symex" xmlns:wpg="http://schemas.microsoft.com/office/word/2010/wordprocessingGroup" xmlns:wpi="http://schemas.microsoft.com/office/word/2010/wordprocessingInk" xmlns:wne="http://schemas.microsoft.com/office/word/2006/wordml" xmlns:wps="http://schemas.microsoft.com/office/word/2010/wordprocessingShape" mc:Ignorable="w14 w15 w16se w16cid w16 w16cex w16sdtdh w16sdtfl w16du wp14">
   <w:body>
     <w:p>
       <w:pPr>
@@ -113,23 +113,7 @@
     </w:p>
     <w:p>
       <w:r>
-        <w:t xml:space="preserve">The battle engine doesn’t know anything about the rest of the game. It doesn’t know how the player presses a button, and it doesn’t decide what the computer AI will do. It only does the action it receives, checks if </w:t>
-      </w:r>
-      <w:proofErr w:type="gramStart"/>
-      <w:r>
-        <w:t>the turn</w:t>
-      </w:r>
-      <w:proofErr w:type="gramEnd"/>
-      <w:r>
-        <w:t xml:space="preserve"> order </w:t>
-      </w:r>
-      <w:proofErr w:type="gramStart"/>
-      <w:r>
-        <w:t>allows it</w:t>
-      </w:r>
-      <w:proofErr w:type="gramEnd"/>
-      <w:r>
-        <w:t xml:space="preserve">, and gives back the new state of the battle. </w:t>
+        <w:t xml:space="preserve">The battle engine doesn’t know anything about the rest of the game. It doesn’t know how the player presses a button, and it doesn’t decide what the computer AI will do. It only does the action it receives, checks if the turn order allows it, and gives back the new state of the battle. </w:t>
       </w:r>
       <w:r>
         <w:t>The client, input system</w:t>
@@ -143,59 +127,14 @@
       <w:r>
         <w:t>methods (</w:t>
       </w:r>
-      <w:proofErr w:type="spellStart"/>
-      <w:r>
-        <w:t>StartBattle</w:t>
-      </w:r>
-      <w:proofErr w:type="spellEnd"/>
-      <w:r>
-        <w:t xml:space="preserve">, </w:t>
-      </w:r>
-      <w:proofErr w:type="spellStart"/>
-      <w:r>
-        <w:t>GetBattleState</w:t>
-      </w:r>
-      <w:proofErr w:type="spellEnd"/>
-      <w:r>
-        <w:t xml:space="preserve">, </w:t>
-      </w:r>
-      <w:proofErr w:type="spellStart"/>
-      <w:r>
-        <w:t>GetAvailableActions</w:t>
-      </w:r>
-      <w:proofErr w:type="spellEnd"/>
-      <w:r>
-        <w:t xml:space="preserve">, </w:t>
-      </w:r>
-      <w:proofErr w:type="spellStart"/>
-      <w:r>
-        <w:t>ApplyAction</w:t>
-      </w:r>
-      <w:proofErr w:type="spellEnd"/>
-      <w:r>
-        <w:t xml:space="preserve">, </w:t>
-      </w:r>
-      <w:proofErr w:type="spellStart"/>
-      <w:r>
-        <w:t>Next</w:t>
+      <w:r>
+        <w:t>StartBattle, GetBattleState, GetAvailableActions, ApplyAction, Next</w:t>
       </w:r>
       <w:r>
         <w:t>T</w:t>
       </w:r>
       <w:r>
-        <w:t>urn</w:t>
-      </w:r>
-      <w:proofErr w:type="spellEnd"/>
-      <w:r>
-        <w:t xml:space="preserve">, </w:t>
-      </w:r>
-      <w:proofErr w:type="spellStart"/>
-      <w:r>
-        <w:t>GetBattleLog</w:t>
-      </w:r>
-      <w:proofErr w:type="spellEnd"/>
-      <w:r>
-        <w:t>).</w:t>
+        <w:t>urn, GetBattleLog).</w:t>
       </w:r>
     </w:p>
     <w:p>
@@ -386,18 +325,8 @@
         <w:t xml:space="preserve"> and the AI system</w:t>
       </w:r>
       <w:r>
-        <w:t xml:space="preserve"> that </w:t>
-      </w:r>
-      <w:proofErr w:type="gramStart"/>
-      <w:r>
-        <w:t>calls</w:t>
-      </w:r>
-      <w:proofErr w:type="gramEnd"/>
-      <w:r>
-        <w:t xml:space="preserve"> </w:t>
-      </w:r>
-      <w:proofErr w:type="spellStart"/>
-      <w:proofErr w:type="gramStart"/>
+        <w:t xml:space="preserve"> that calls </w:t>
+      </w:r>
       <w:r>
         <w:rPr>
           <w:b/>
@@ -405,27 +334,7 @@
           <w:i/>
           <w:iCs/>
         </w:rPr>
-        <w:t>ApplyAction</w:t>
-      </w:r>
-      <w:proofErr w:type="spellEnd"/>
-      <w:r>
-        <w:rPr>
-          <w:b/>
-          <w:bCs/>
-          <w:i/>
-          <w:iCs/>
-        </w:rPr>
-        <w:t>(</w:t>
-      </w:r>
-      <w:proofErr w:type="gramEnd"/>
-      <w:r>
-        <w:rPr>
-          <w:b/>
-          <w:bCs/>
-          <w:i/>
-          <w:iCs/>
-        </w:rPr>
-        <w:t>)</w:t>
+        <w:t>ApplyAction()</w:t>
       </w:r>
       <w:r>
         <w:rPr>
@@ -859,6 +768,75 @@
         <w:t>.</w:t>
       </w:r>
     </w:p>
+    <w:p/>
+    <w:p>
+      <w:pPr>
+        <w:pStyle w:val="Heading1"/>
+        <w:numPr>
+          <w:ilvl w:val="0"/>
+          <w:numId w:val="1"/>
+        </w:numPr>
+      </w:pPr>
+      <w:r>
+        <w:t xml:space="preserve">C4 layer </w:t>
+      </w:r>
+      <w:r>
+        <w:t>3 –</w:t>
+      </w:r>
+      <w:r>
+        <w:t xml:space="preserve"> component</w:t>
+      </w:r>
+    </w:p>
+    <w:p/>
+    <w:p>
+      <w:r>
+        <w:t>This layer zooms into the Game Instance container from layer 2 and shows its internal components</w:t>
+      </w:r>
+      <w:r>
+        <w:t xml:space="preserve">. </w:t>
+      </w:r>
+    </w:p>
+    <w:p/>
+    <w:p>
+      <w:r>
+        <w:lastRenderedPageBreak/>
+        <w:drawing>
+          <wp:inline distT="0" distB="0" distL="0" distR="0" wp14:anchorId="7C624F1A" wp14:editId="62818550">
+            <wp:extent cx="5458587" cy="4925112"/>
+            <wp:effectExtent l="0" t="0" r="8890" b="8890"/>
+            <wp:docPr id="534137399" name="Picture 1"/>
+            <wp:cNvGraphicFramePr>
+              <a:graphicFrameLocks xmlns:a="http://schemas.openxmlformats.org/drawingml/2006/main" noChangeAspect="1"/>
+            </wp:cNvGraphicFramePr>
+            <a:graphic xmlns:a="http://schemas.openxmlformats.org/drawingml/2006/main">
+              <a:graphicData uri="http://schemas.openxmlformats.org/drawingml/2006/picture">
+                <pic:pic xmlns:pic="http://schemas.openxmlformats.org/drawingml/2006/picture">
+                  <pic:nvPicPr>
+                    <pic:cNvPr id="534137399" name=""/>
+                    <pic:cNvPicPr/>
+                  </pic:nvPicPr>
+                  <pic:blipFill>
+                    <a:blip r:embed="rId11"/>
+                    <a:stretch>
+                      <a:fillRect/>
+                    </a:stretch>
+                  </pic:blipFill>
+                  <pic:spPr>
+                    <a:xfrm>
+                      <a:off x="0" y="0"/>
+                      <a:ext cx="5458587" cy="4925112"/>
+                    </a:xfrm>
+                    <a:prstGeom prst="rect">
+                      <a:avLst/>
+                    </a:prstGeom>
+                  </pic:spPr>
+                </pic:pic>
+              </a:graphicData>
+            </a:graphic>
+          </wp:inline>
+        </w:drawing>
+      </w:r>
+    </w:p>
     <w:sectPr>
       <w:pgSz w:w="11906" w:h="16838"/>
       <w:pgMar w:top="1417" w:right="1417" w:bottom="1417" w:left="1417" w:header="708" w:footer="708" w:gutter="0"/>
@@ -870,7 +848,7 @@
 </file>
 
 <file path=word/numbering.xml><?xml version="1.0" encoding="utf-8"?>
-<w:numbering xmlns:wpc="http://schemas.microsoft.com/office/word/2010/wordprocessingCanvas" xmlns:cx="http://schemas.microsoft.com/office/drawing/2014/chartex" xmlns:cx1="http://schemas.microsoft.com/office/drawing/2015/9/8/chartex" xmlns:cx2="http://schemas.microsoft.com/office/drawing/2015/10/21/chartex" xmlns:cx3="http://schemas.microsoft.com/office/drawing/2016/5/9/chartex" xmlns:cx4="http://schemas.microsoft.com/office/drawing/2016/5/10/chartex" xmlns:cx5="http://schemas.microsoft.com/office/drawing/2016/5/11/chartex" xmlns:cx6="http://schemas.microsoft.com/office/drawing/2016/5/12/chartex" xmlns:cx7="http://schemas.microsoft.com/office/drawing/2016/5/13/chartex" xmlns:cx8="http://schemas.microsoft.com/office/drawing/2016/5/14/chartex" xmlns:mc="http://schemas.openxmlformats.org/markup-compatibility/2006" xmlns:aink="http://schemas.microsoft.com/office/drawing/2016/ink" xmlns:am3d="http://schemas.microsoft.com/office/drawing/2017/model3d" xmlns:o="urn:schemas-microsoft-com:office:office" xmlns:oel="http://schemas.microsoft.com/office/2019/extlst" xmlns:r="http://schemas.openxmlformats.org/officeDocument/2006/relationships" xmlns:m="http://schemas.openxmlformats.org/officeDocument/2006/math" xmlns:v="urn:schemas-microsoft-com:vml" xmlns:wp14="http://schemas.microsoft.com/office/word/2010/wordprocessingDrawing" xmlns:wp="http://schemas.openxmlformats.org/drawingml/2006/wordprocessingDrawing" xmlns:w10="urn:schemas-microsoft-com:office:word" xmlns:w="http://schemas.openxmlformats.org/wordprocessingml/2006/main" xmlns:w14="http://schemas.microsoft.com/office/word/2010/wordml" xmlns:w15="http://schemas.microsoft.com/office/word/2012/wordml" xmlns:w16cei="http://schemas.microsoft.com/office/word/2026/wordml/cei" xmlns:w16cex="http://schemas.microsoft.com/office/word/2018/wordml/cex" xmlns:w16cid="http://schemas.microsoft.com/office/word/2016/wordml/cid" xmlns:w16="http://schemas.microsoft.com/office/word/2018/wordml" xmlns:w16du="http://schemas.microsoft.com/office/word/2023/wordml/word16du" xmlns:w16sdtdh="http://schemas.microsoft.com/office/word/2020/wordml/sdtdatahash" xmlns:w16sdtfl="http://schemas.microsoft.com/office/word/2024/wordml/sdtformatlock" xmlns:w16se="http://schemas.microsoft.com/office/word/2015/wordml/symex" xmlns:wpg="http://schemas.microsoft.com/office/word/2010/wordprocessingGroup" xmlns:wpi="http://schemas.microsoft.com/office/word/2010/wordprocessingInk" xmlns:wne="http://schemas.microsoft.com/office/word/2006/wordml" xmlns:wps="http://schemas.microsoft.com/office/word/2010/wordprocessingShape" mc:Ignorable="w14 w15 w16se w16cid w16 w16cex w16sdtdh w16sdtfl w16du wp14">
+<w:numbering xmlns:wpc="http://schemas.microsoft.com/office/word/2010/wordprocessingCanvas" xmlns:cx="http://schemas.microsoft.com/office/drawing/2014/chartex" xmlns:cx1="http://schemas.microsoft.com/office/drawing/2015/9/8/chartex" xmlns:cx2="http://schemas.microsoft.com/office/drawing/2015/10/21/chartex" xmlns:cx3="http://schemas.microsoft.com/office/drawing/2016/5/9/chartex" xmlns:cx4="http://schemas.microsoft.com/office/drawing/2016/5/10/chartex" xmlns:cx5="http://schemas.microsoft.com/office/drawing/2016/5/11/chartex" xmlns:cx6="http://schemas.microsoft.com/office/drawing/2016/5/12/chartex" xmlns:cx7="http://schemas.microsoft.com/office/drawing/2016/5/13/chartex" xmlns:cx8="http://schemas.microsoft.com/office/drawing/2016/5/14/chartex" xmlns:mc="http://schemas.openxmlformats.org/markup-compatibility/2006" xmlns:aink="http://schemas.microsoft.com/office/drawing/2016/ink" xmlns:am3d="http://schemas.microsoft.com/office/drawing/2017/model3d" xmlns:o="urn:schemas-microsoft-com:office:office" xmlns:oel="http://schemas.microsoft.com/office/2019/extlst" xmlns:r="http://schemas.openxmlformats.org/officeDocument/2006/relationships" xmlns:m="http://schemas.openxmlformats.org/officeDocument/2006/math" xmlns:v="urn:schemas-microsoft-com:vml" xmlns:wp14="http://schemas.microsoft.com/office/word/2010/wordprocessingDrawing" xmlns:wp="http://schemas.openxmlformats.org/drawingml/2006/wordprocessingDrawing" xmlns:w10="urn:schemas-microsoft-com:office:word" xmlns:w="http://schemas.openxmlformats.org/wordprocessingml/2006/main" xmlns:w14="http://schemas.microsoft.com/office/word/2010/wordml" xmlns:w15="http://schemas.microsoft.com/office/word/2012/wordml" xmlns:w16cex="http://schemas.microsoft.com/office/word/2018/wordml/cex" xmlns:w16cid="http://schemas.microsoft.com/office/word/2016/wordml/cid" xmlns:w16="http://schemas.microsoft.com/office/word/2018/wordml" xmlns:w16du="http://schemas.microsoft.com/office/word/2023/wordml/word16du" xmlns:w16sdtdh="http://schemas.microsoft.com/office/word/2020/wordml/sdtdatahash" xmlns:w16sdtfl="http://schemas.microsoft.com/office/word/2024/wordml/sdtformatlock" xmlns:w16se="http://schemas.microsoft.com/office/word/2015/wordml/symex" xmlns:wpg="http://schemas.microsoft.com/office/word/2010/wordprocessingGroup" xmlns:wpi="http://schemas.microsoft.com/office/word/2010/wordprocessingInk" xmlns:wne="http://schemas.microsoft.com/office/word/2006/wordml" xmlns:wps="http://schemas.microsoft.com/office/word/2010/wordprocessingShape" mc:Ignorable="w14 w15 w16se w16cid w16 w16cex w16sdtdh w16sdtfl w16du wp14">
   <w:abstractNum w:abstractNumId="0" w15:restartNumberingAfterBreak="0">
     <w:nsid w:val="2FEF29B5"/>
     <w:multiLevelType w:val="multilevel"/>
@@ -2212,6 +2190,15 @@
 </file>
 
 <file path=customXml/item1.xml><?xml version="1.0" encoding="utf-8"?>
+<?mso-contentType ?>
+<FormTemplates xmlns="http://schemas.microsoft.com/sharepoint/v3/contenttype/forms">
+  <Display>DocumentLibraryForm</Display>
+  <Edit>DocumentLibraryForm</Edit>
+  <New>DocumentLibraryForm</New>
+</FormTemplates>
+</file>
+
+<file path=customXml/item2.xml><?xml version="1.0" encoding="utf-8"?>
 <ct:contentTypeSchema xmlns:ct="http://schemas.microsoft.com/office/2006/metadata/contentType" xmlns:ma="http://schemas.microsoft.com/office/2006/metadata/properties/metaAttributes" ct:_="" ma:_="" ma:contentTypeName="Document" ma:contentTypeID="0x0101000EAC9177C8E7F5439FBB7338A58204D6" ma:contentTypeVersion="17" ma:contentTypeDescription="Create a new document." ma:contentTypeScope="" ma:versionID="5df42187a19dbf92310e1ec52a98f326">
   <xsd:schema xmlns:xsd="http://www.w3.org/2001/XMLSchema" xmlns:xs="http://www.w3.org/2001/XMLSchema" xmlns:p="http://schemas.microsoft.com/office/2006/metadata/properties" xmlns:ns1="http://schemas.microsoft.com/sharepoint/v3" xmlns:ns2="f2057e89-3c81-4574-920d-de8ded37e539" xmlns:ns3="ddbe7155-47a5-4f07-bd0c-0e7feb4541ad" targetNamespace="http://schemas.microsoft.com/office/2006/metadata/properties" ma:root="true" ma:fieldsID="047c2f1a74d2b84a07eaf86c14860c1c" ns1:_="" ns2:_="" ns3:_="">
     <xsd:import namespace="http://schemas.microsoft.com/sharepoint/v3"/>
@@ -2463,16 +2450,15 @@
 </ct:contentTypeSchema>
 </file>
 
-<file path=customXml/item2.xml><?xml version="1.0" encoding="utf-8"?>
-<?mso-contentType ?>
-<FormTemplates xmlns="http://schemas.microsoft.com/sharepoint/v3/contenttype/forms">
-  <Display>DocumentLibraryForm</Display>
-  <Edit>DocumentLibraryForm</Edit>
-  <New>DocumentLibraryForm</New>
-</FormTemplates>
+<file path=customXml/itemProps1.xml><?xml version="1.0" encoding="utf-8"?>
+<ds:datastoreItem xmlns:ds="http://schemas.openxmlformats.org/officeDocument/2006/customXml" ds:itemID="{7A7203F4-814A-497F-845A-C2AEDB26C965}">
+  <ds:schemaRefs>
+    <ds:schemaRef ds:uri="http://schemas.microsoft.com/sharepoint/v3/contenttype/forms"/>
+  </ds:schemaRefs>
+</ds:datastoreItem>
 </file>
 
-<file path=customXml/itemProps1.xml><?xml version="1.0" encoding="utf-8"?>
+<file path=customXml/itemProps2.xml><?xml version="1.0" encoding="utf-8"?>
 <ds:datastoreItem xmlns:ds="http://schemas.openxmlformats.org/officeDocument/2006/customXml" ds:itemID="{14A32CDA-9195-4BEB-AFDA-8DA8E46765E4}">
   <ds:schemaRefs>
     <ds:schemaRef ds:uri="http://schemas.microsoft.com/office/2006/metadata/contentType"/>
@@ -2490,12 +2476,4 @@
     <ds:schemaRef ds:uri="http://schemas.microsoft.com/internal/obd"/>
   </ds:schemaRefs>
 </ds:datastoreItem>
-</file>
-
-<file path=customXml/itemProps2.xml><?xml version="1.0" encoding="utf-8"?>
-<ds:datastoreItem xmlns:ds="http://schemas.openxmlformats.org/officeDocument/2006/customXml" ds:itemID="{7A7203F4-814A-497F-845A-C2AEDB26C965}">
-  <ds:schemaRefs>
-    <ds:schemaRef ds:uri="http://schemas.microsoft.com/sharepoint/v3/contenttype/forms"/>
-  </ds:schemaRefs>
-</ds:datastoreItem>
 </file>
--- a/exam1_technicalDoc.docx
+++ b/exam1_technicalDoc.docx
@@ -102,59 +102,227 @@
     </w:p>
     <w:p>
       <w:r>
-        <w:t xml:space="preserve">The battle engine is </w:t>
-      </w:r>
-      <w:r>
-        <w:t xml:space="preserve">the part of the game that runs a single battle between the player’s characters and the computer opponent. </w:t>
-      </w:r>
-      <w:r>
-        <w:t>The game keeps track of what is happening in the battle: whose turn it is, what actions a unit can do, what happens when an action is used, and a log of everything that happened.</w:t>
-      </w:r>
-    </w:p>
-    <w:p>
-      <w:r>
-        <w:t xml:space="preserve">The battle engine doesn’t know anything about the rest of the game. It doesn’t know how the player presses a button, and it doesn’t decide what the computer AI will do. It only does the action it receives, checks if the turn order allows it, and gives back the new state of the battle. </w:t>
-      </w:r>
-      <w:r>
-        <w:t>The client, input system</w:t>
-      </w:r>
-      <w:r>
-        <w:t xml:space="preserve"> and</w:t>
-      </w:r>
-      <w:r>
-        <w:t xml:space="preserve"> AI can only talk to the battle engine through the six </w:t>
-      </w:r>
-      <w:r>
-        <w:t>methods (</w:t>
-      </w:r>
-      <w:r>
-        <w:t>StartBattle, GetBattleState, GetAvailableActions, ApplyAction, Next</w:t>
-      </w:r>
-      <w:r>
-        <w:t>T</w:t>
-      </w:r>
-      <w:r>
-        <w:t>urn, GetBattleLog).</w:t>
-      </w:r>
-    </w:p>
-    <w:p>
-      <w:r>
-        <w:t>The game is always played online, and every battle happens inside one game instance. B</w:t>
-      </w:r>
-      <w:r>
-        <w:t xml:space="preserve">ecause of this, the battle engine must also work well in a bigger online system. It runs inside an instance that can be started and stopped at any time, and it must send data that needs to </w:t>
-      </w:r>
-      <w:r>
-        <w:t>stay (</w:t>
-      </w:r>
-      <w:r>
-        <w:t>like character level, stats and equipment) to a separate part of the system that stores this data.</w:t>
-      </w:r>
-    </w:p>
-    <w:p>
-      <w:pPr>
-        <w:pStyle w:val="Heading1"/>
-      </w:pPr>
+        <w:t>The Battle engine runs a single turn-based battle between two players: the human player, who controls 1-4 characters, and the computer, which controls 1 to 4 enemies. During the battle, it keeps the complete state: which player is active, the HP and stats of every unit and which units are knocked out. It checks whether a requested action is allowed, applies its effects (damage, healing or a stat change), removes knocked out units, decides when the battle is over and records everything in a battle log.</w:t>
+      </w:r>
+    </w:p>
+    <w:p>
+      <w:r>
+        <w:t xml:space="preserve">The Battle Engine is a rules </w:t>
+      </w:r>
+      <w:r>
+        <w:t xml:space="preserve">engine and nothing more. It doesn’t know </w:t>
+      </w:r>
+      <w:r>
+        <w:t xml:space="preserve">how the player presses a button, how the AI decides what to do, what the screen looks like or where data is stored. Other parts of the game only talk to it through the </w:t>
+      </w:r>
+      <w:r>
+        <w:t xml:space="preserve">6 methods of its interface: </w:t>
+      </w:r>
+      <w:proofErr w:type="spellStart"/>
+      <w:r>
+        <w:rPr>
+          <w:i/>
+          <w:iCs/>
+        </w:rPr>
+        <w:t>startBattle</w:t>
+      </w:r>
+      <w:proofErr w:type="spellEnd"/>
+      <w:r>
+        <w:rPr>
+          <w:i/>
+          <w:iCs/>
+        </w:rPr>
+        <w:t xml:space="preserve">, </w:t>
+      </w:r>
+      <w:proofErr w:type="spellStart"/>
+      <w:r>
+        <w:rPr>
+          <w:i/>
+          <w:iCs/>
+        </w:rPr>
+        <w:t>getBattleState</w:t>
+      </w:r>
+      <w:proofErr w:type="spellEnd"/>
+      <w:r>
+        <w:rPr>
+          <w:i/>
+          <w:iCs/>
+        </w:rPr>
+        <w:t xml:space="preserve">, </w:t>
+      </w:r>
+      <w:proofErr w:type="spellStart"/>
+      <w:r>
+        <w:rPr>
+          <w:i/>
+          <w:iCs/>
+        </w:rPr>
+        <w:t>getAvailableActions</w:t>
+      </w:r>
+      <w:proofErr w:type="spellEnd"/>
+      <w:r>
+        <w:rPr>
+          <w:i/>
+          <w:iCs/>
+        </w:rPr>
+        <w:t xml:space="preserve">, </w:t>
+      </w:r>
+      <w:proofErr w:type="spellStart"/>
+      <w:r>
+        <w:rPr>
+          <w:i/>
+          <w:iCs/>
+        </w:rPr>
+        <w:t>applyAction</w:t>
+      </w:r>
+      <w:proofErr w:type="spellEnd"/>
+      <w:r>
+        <w:rPr>
+          <w:i/>
+          <w:iCs/>
+        </w:rPr>
+        <w:t xml:space="preserve">, </w:t>
+      </w:r>
+      <w:proofErr w:type="spellStart"/>
+      <w:r>
+        <w:rPr>
+          <w:i/>
+          <w:iCs/>
+        </w:rPr>
+        <w:t>nextTurn</w:t>
+      </w:r>
+      <w:proofErr w:type="spellEnd"/>
+      <w:r>
+        <w:rPr>
+          <w:i/>
+          <w:iCs/>
+        </w:rPr>
+        <w:t xml:space="preserve">, </w:t>
+      </w:r>
+      <w:proofErr w:type="spellStart"/>
+      <w:r>
+        <w:rPr>
+          <w:i/>
+          <w:iCs/>
+        </w:rPr>
+        <w:t>getBattleLog</w:t>
+      </w:r>
+      <w:proofErr w:type="spellEnd"/>
+      <w:r>
+        <w:t>.</w:t>
+      </w:r>
+      <w:r>
+        <w:t xml:space="preserve"> Everything it needs comes in through </w:t>
+      </w:r>
+      <w:proofErr w:type="spellStart"/>
+      <w:r>
+        <w:rPr>
+          <w:i/>
+          <w:iCs/>
+        </w:rPr>
+        <w:t>ConfigBattle</w:t>
+      </w:r>
+      <w:proofErr w:type="spellEnd"/>
+      <w:r>
+        <w:t>.</w:t>
+      </w:r>
+      <w:r>
+        <w:t xml:space="preserve"> Everything others need to know comes out through </w:t>
+      </w:r>
+      <w:proofErr w:type="spellStart"/>
+      <w:proofErr w:type="gramStart"/>
+      <w:r>
+        <w:rPr>
+          <w:i/>
+          <w:iCs/>
+        </w:rPr>
+        <w:t>getBattleState</w:t>
+      </w:r>
+      <w:proofErr w:type="spellEnd"/>
+      <w:r>
+        <w:rPr>
+          <w:i/>
+          <w:iCs/>
+        </w:rPr>
+        <w:t>(</w:t>
+      </w:r>
+      <w:proofErr w:type="gramEnd"/>
+      <w:r>
+        <w:rPr>
+          <w:i/>
+          <w:iCs/>
+        </w:rPr>
+        <w:t>)</w:t>
+      </w:r>
+      <w:r>
+        <w:t xml:space="preserve"> and </w:t>
+      </w:r>
+      <w:proofErr w:type="spellStart"/>
+      <w:proofErr w:type="gramStart"/>
+      <w:r>
+        <w:rPr>
+          <w:i/>
+          <w:iCs/>
+        </w:rPr>
+        <w:t>getBattleLog</w:t>
+      </w:r>
+      <w:proofErr w:type="spellEnd"/>
+      <w:r>
+        <w:rPr>
+          <w:i/>
+          <w:iCs/>
+        </w:rPr>
+        <w:t>(</w:t>
+      </w:r>
+      <w:proofErr w:type="gramEnd"/>
+      <w:r>
+        <w:rPr>
+          <w:i/>
+          <w:iCs/>
+        </w:rPr>
+        <w:t>)</w:t>
+      </w:r>
+      <w:r>
+        <w:t>.</w:t>
+      </w:r>
+    </w:p>
+    <w:p>
+      <w:r>
+        <w:t>The game is always played online. Every battle runs inside a game instance on a server, and an instance is stopped when no players are left on it. Therefore</w:t>
+      </w:r>
+      <w:r>
+        <w:t>,</w:t>
+      </w:r>
+      <w:r>
+        <w:t xml:space="preserve"> the Battle Engine keeps a battle only in memory </w:t>
+      </w:r>
+      <w:r>
+        <w:t>and has no storage of its own. Results that must be kept</w:t>
+      </w:r>
+      <w:r>
+        <w:t xml:space="preserve"> (</w:t>
+      </w:r>
+      <w:r>
+        <w:t>experience and levels</w:t>
+      </w:r>
+      <w:r>
+        <w:t>)</w:t>
+      </w:r>
+      <w:r>
+        <w:t xml:space="preserve"> are saved by another component of the </w:t>
+      </w:r>
+      <w:proofErr w:type="gramStart"/>
+      <w:r>
+        <w:t>game</w:t>
+      </w:r>
+      <w:proofErr w:type="gramEnd"/>
+      <w:r>
+        <w:t xml:space="preserve"> instance through the Persistence Service.</w:t>
+      </w:r>
+    </w:p>
+    <w:p>
+      <w:r>
+        <w:br w:type="page"/>
+      </w:r>
     </w:p>
     <w:p>
       <w:pPr>
@@ -165,12 +333,8 @@
         </w:numPr>
       </w:pPr>
       <w:r>
+        <w:lastRenderedPageBreak/>
         <w:t>C4 Layer 1 – Context</w:t>
-      </w:r>
-    </w:p>
-    <w:p>
-      <w:r>
-        <w:t>This layer shows the game as a single system and the actor that uses it from the outside.</w:t>
       </w:r>
     </w:p>
     <w:p>
@@ -186,19 +350,34 @@
       </w:r>
     </w:p>
     <w:p>
+      <w:r>
+        <w:t>At this layer, the whole game is one software system</w:t>
+      </w:r>
+      <w:r>
+        <w:t xml:space="preserve"> (Online Game System)</w:t>
+      </w:r>
+      <w:r>
+        <w:t xml:space="preserve">. Its only user is the Player. The Account Provider is the only external system: the </w:t>
+      </w:r>
+      <w:r>
+        <w:t>existing account system, which is used to log in. Instances, persistence and the Battle Engine are all inside the Online Game System</w:t>
+      </w:r>
+      <w:r>
+        <w:t>.</w:t>
+      </w:r>
+    </w:p>
+    <w:p/>
+    <w:p>
       <w:pPr>
         <w:pStyle w:val="ListParagraph"/>
         <w:ind w:left="840"/>
       </w:pPr>
       <w:r>
-        <w:rPr>
-          <w:noProof/>
-        </w:rPr>
         <w:drawing>
-          <wp:inline distT="0" distB="0" distL="0" distR="0" wp14:anchorId="6867F0F6" wp14:editId="769400AE">
-            <wp:extent cx="5239481" cy="1333686"/>
-            <wp:effectExtent l="0" t="0" r="0" b="0"/>
-            <wp:docPr id="1140060422" name="Picture 1"/>
+          <wp:inline distT="0" distB="0" distL="0" distR="0" wp14:anchorId="62B7C04A" wp14:editId="2B72E9D4">
+            <wp:extent cx="5760720" cy="4053840"/>
+            <wp:effectExtent l="0" t="0" r="0" b="3810"/>
+            <wp:docPr id="281837816" name="Picture 1"/>
             <wp:cNvGraphicFramePr>
               <a:graphicFrameLocks xmlns:a="http://schemas.openxmlformats.org/drawingml/2006/main" noChangeAspect="1"/>
             </wp:cNvGraphicFramePr>
@@ -206,7 +385,7 @@
               <a:graphicData uri="http://schemas.openxmlformats.org/drawingml/2006/picture">
                 <pic:pic xmlns:pic="http://schemas.openxmlformats.org/drawingml/2006/picture">
                   <pic:nvPicPr>
-                    <pic:cNvPr id="1140060422" name=""/>
+                    <pic:cNvPr id="281837816" name=""/>
                     <pic:cNvPicPr/>
                   </pic:nvPicPr>
                   <pic:blipFill>
@@ -218,7 +397,7 @@
                   <pic:spPr>
                     <a:xfrm>
                       <a:off x="0" y="0"/>
-                      <a:ext cx="5239481" cy="1333686"/>
+                      <a:ext cx="5760720" cy="4053840"/>
                     </a:xfrm>
                     <a:prstGeom prst="rect">
                       <a:avLst/>
@@ -240,24 +419,25 @@
         </w:numPr>
       </w:pPr>
       <w:r>
+        <w:t>Use Case Diagram</w:t>
+      </w:r>
+      <w:r>
+        <w:t>: Online Game System</w:t>
+      </w:r>
+    </w:p>
+    <w:p>
+      <w:r>
+        <w:t>Figure shows what the Player can do with the system. Play in own world and visit another player’s world are the two ways to get onto an instance.</w:t>
+      </w:r>
+    </w:p>
+    <w:p>
+      <w:r>
         <w:lastRenderedPageBreak/>
-        <w:t>Use Case Diagram</w:t>
-      </w:r>
-    </w:p>
-    <w:p>
-      <w:pPr>
-        <w:pStyle w:val="ListParagraph"/>
-        <w:ind w:left="840"/>
-      </w:pPr>
-      <w:r>
-        <w:rPr>
-          <w:noProof/>
-        </w:rPr>
         <w:drawing>
-          <wp:inline distT="0" distB="0" distL="0" distR="0" wp14:anchorId="3F7F6077" wp14:editId="14A479A5">
-            <wp:extent cx="4629796" cy="5582429"/>
+          <wp:inline distT="0" distB="0" distL="0" distR="0" wp14:anchorId="3EDA5CA7" wp14:editId="173D9DAB">
+            <wp:extent cx="5760720" cy="5487670"/>
             <wp:effectExtent l="0" t="0" r="0" b="0"/>
-            <wp:docPr id="1831634278" name="Picture 1"/>
+            <wp:docPr id="392548167" name="Picture 1"/>
             <wp:cNvGraphicFramePr>
               <a:graphicFrameLocks xmlns:a="http://schemas.openxmlformats.org/drawingml/2006/main" noChangeAspect="1"/>
             </wp:cNvGraphicFramePr>
@@ -265,7 +445,7 @@
               <a:graphicData uri="http://schemas.openxmlformats.org/drawingml/2006/picture">
                 <pic:pic xmlns:pic="http://schemas.openxmlformats.org/drawingml/2006/picture">
                   <pic:nvPicPr>
-                    <pic:cNvPr id="1831634278" name=""/>
+                    <pic:cNvPr id="392548167" name=""/>
                     <pic:cNvPicPr/>
                   </pic:nvPicPr>
                   <pic:blipFill>
@@ -277,7 +457,7 @@
                   <pic:spPr>
                     <a:xfrm>
                       <a:off x="0" y="0"/>
-                      <a:ext cx="4629796" cy="5582429"/>
+                      <a:ext cx="5760720" cy="5487670"/>
                     </a:xfrm>
                     <a:prstGeom prst="rect">
                       <a:avLst/>
@@ -298,6 +478,12 @@
     </w:p>
     <w:p>
       <w:pPr>
+        <w:pStyle w:val="ListParagraph"/>
+        <w:ind w:left="840"/>
+      </w:pPr>
+    </w:p>
+    <w:p>
+      <w:pPr>
         <w:pStyle w:val="Heading2"/>
         <w:numPr>
           <w:ilvl w:val="1"/>
@@ -305,158 +491,39 @@
         </w:numPr>
       </w:pPr>
       <w:r>
-        <w:t>Design notes</w:t>
-      </w:r>
-    </w:p>
-    <w:p>
-      <w:r>
-        <w:t xml:space="preserve">The only actor </w:t>
-      </w:r>
-      <w:r>
-        <w:t xml:space="preserve">is the player. The </w:t>
-      </w:r>
-      <w:r>
-        <w:t>computer</w:t>
-      </w:r>
-      <w:r>
-        <w:t xml:space="preserve"> opponent</w:t>
-      </w:r>
-      <w:r>
-        <w:t xml:space="preserve"> and the AI system</w:t>
-      </w:r>
-      <w:r>
-        <w:t xml:space="preserve"> that calls </w:t>
-      </w:r>
-      <w:r>
-        <w:rPr>
-          <w:b/>
-          <w:bCs/>
-          <w:i/>
-          <w:iCs/>
-        </w:rPr>
-        <w:t>ApplyAction()</w:t>
-      </w:r>
-      <w:r>
-        <w:rPr>
-          <w:b/>
-          <w:bCs/>
-          <w:i/>
-          <w:iCs/>
-        </w:rPr>
-        <w:t xml:space="preserve"> </w:t>
-      </w:r>
-      <w:r>
-        <w:t xml:space="preserve">are not shown as actors here. The assignment says this AI system is “outside the battle engine”, but this means outside the battle engine part, not the whole game. </w:t>
-      </w:r>
-      <w:r>
-        <w:t>So,</w:t>
-      </w:r>
-      <w:r>
-        <w:t xml:space="preserve"> this AI system is still part of the game system</w:t>
-      </w:r>
-      <w:r>
-        <w:t>, however, at this level, I only drew actors that are outside the whole system.</w:t>
-      </w:r>
-    </w:p>
-    <w:p>
-      <w:pPr>
-        <w:ind w:left="360"/>
-      </w:pPr>
-    </w:p>
-    <w:p>
-      <w:pPr>
-        <w:pStyle w:val="Heading1"/>
-        <w:numPr>
-          <w:ilvl w:val="0"/>
-          <w:numId w:val="1"/>
-        </w:numPr>
-      </w:pPr>
+        <w:t>Use case diagram: the Battle Engine in its context</w:t>
+      </w:r>
+    </w:p>
+    <w:p>
+      <w:r>
+        <w:t xml:space="preserve">To show the context in which the Battle Engine is used, </w:t>
+      </w:r>
+      <w:r>
+        <w:t xml:space="preserve">diagram below takes the Battle Engine itself as the subject. From its point of view, the other parts of the </w:t>
+      </w:r>
+      <w:proofErr w:type="gramStart"/>
+      <w:r>
+        <w:t>game instance</w:t>
+      </w:r>
+      <w:proofErr w:type="gramEnd"/>
+      <w:r>
+        <w:t xml:space="preserve"> are actors, and its 6 interface</w:t>
+      </w:r>
+      <w:r>
+        <w:t xml:space="preserve"> methods are the six main use cases. The Battle Coordinator starts the battle, passes the turn and reads the state and the log. The Human Battle Controller (player input) and the AI Battle Controller (computer) ask which actions are available and apply one. The AI also reads the battle state to choose its action. Apply action always includes Validate action – an action that breaks a r</w:t>
+      </w:r>
+      <w:r>
+        <w:t>ule is rejected before anything changes.</w:t>
+      </w:r>
+    </w:p>
+    <w:p>
       <w:r>
         <w:lastRenderedPageBreak/>
-        <w:t>C4 Layer 2 – Container</w:t>
-      </w:r>
-    </w:p>
-    <w:p>
-      <w:r>
-        <w:t xml:space="preserve">This layer </w:t>
-      </w:r>
-      <w:r>
-        <w:t xml:space="preserve">breaks the single system box from layer 1 into the containers that make it </w:t>
-      </w:r>
-      <w:r>
-        <w:t>up and</w:t>
-      </w:r>
-      <w:r>
-        <w:t xml:space="preserve"> shows how they are physically deployed.</w:t>
-      </w:r>
-      <w:r>
-        <w:t xml:space="preserve"> At this level, </w:t>
-      </w:r>
-      <w:r>
-        <w:t xml:space="preserve">the Battle Engine </w:t>
-      </w:r>
-      <w:r>
-        <w:t xml:space="preserve">is not shown separately yet. </w:t>
-      </w:r>
-      <w:r>
-        <w:t xml:space="preserve">It </w:t>
-      </w:r>
-      <w:r>
-        <w:t xml:space="preserve">exists inside the </w:t>
-      </w:r>
-      <w:r>
-        <w:t xml:space="preserve">“Game Instance” </w:t>
-      </w:r>
-      <w:r>
-        <w:t xml:space="preserve">container and is treated as </w:t>
-      </w:r>
-      <w:r>
-        <w:t xml:space="preserve">one of the container’s </w:t>
-      </w:r>
-      <w:r>
-        <w:t xml:space="preserve">internal </w:t>
-      </w:r>
-      <w:r>
-        <w:t>components</w:t>
-      </w:r>
-      <w:r>
-        <w:t>.</w:t>
-      </w:r>
-    </w:p>
-    <w:p/>
-    <w:p>
-      <w:pPr>
-        <w:pStyle w:val="Heading2"/>
-        <w:numPr>
-          <w:ilvl w:val="1"/>
-          <w:numId w:val="1"/>
-        </w:numPr>
-      </w:pPr>
-      <w:r>
-        <w:t xml:space="preserve">Deployment </w:t>
-      </w:r>
-      <w:r>
-        <w:t>diagram</w:t>
-      </w:r>
-    </w:p>
-    <w:p>
-      <w:pPr>
-        <w:ind w:left="360"/>
-      </w:pPr>
-    </w:p>
-    <w:p>
-      <w:pPr>
-        <w:ind w:left="360"/>
-      </w:pPr>
-      <w:r>
-        <w:rPr>
-          <w:noProof/>
-        </w:rPr>
         <w:drawing>
-          <wp:inline distT="0" distB="0" distL="0" distR="0" wp14:anchorId="7F54BEDA" wp14:editId="38E3C5AC">
-            <wp:extent cx="5760720" cy="3312795"/>
-            <wp:effectExtent l="0" t="0" r="0" b="1905"/>
-            <wp:docPr id="1444689089" name="Picture 1"/>
+          <wp:inline distT="0" distB="0" distL="0" distR="0" wp14:anchorId="4BAA7217" wp14:editId="64E7C015">
+            <wp:extent cx="5611008" cy="6344535"/>
+            <wp:effectExtent l="0" t="0" r="8890" b="0"/>
+            <wp:docPr id="918018147" name="Picture 1"/>
             <wp:cNvGraphicFramePr>
               <a:graphicFrameLocks xmlns:a="http://schemas.openxmlformats.org/drawingml/2006/main" noChangeAspect="1"/>
             </wp:cNvGraphicFramePr>
@@ -464,7 +531,7 @@
               <a:graphicData uri="http://schemas.openxmlformats.org/drawingml/2006/picture">
                 <pic:pic xmlns:pic="http://schemas.openxmlformats.org/drawingml/2006/picture">
                   <pic:nvPicPr>
-                    <pic:cNvPr id="1444689089" name=""/>
+                    <pic:cNvPr id="918018147" name=""/>
                     <pic:cNvPicPr/>
                   </pic:nvPicPr>
                   <pic:blipFill>
@@ -476,7 +543,7 @@
                   <pic:spPr>
                     <a:xfrm>
                       <a:off x="0" y="0"/>
-                      <a:ext cx="5760720" cy="3312795"/>
+                      <a:ext cx="5611008" cy="6344535"/>
                     </a:xfrm>
                     <a:prstGeom prst="rect">
                       <a:avLst/>
@@ -489,21 +556,22 @@
         </w:drawing>
       </w:r>
     </w:p>
+    <w:p/>
     <w:p>
       <w:pPr>
         <w:ind w:left="360"/>
       </w:pPr>
-      <w:r>
-        <w:t>The player’s computer creates or joins a game instance by contacting the instance manager. The instance manager routes the player to the assigned instance server</w:t>
-      </w:r>
-      <w:r>
-        <w:t xml:space="preserve"> – an elastic cloud VM or container that runs the actual game session and exchanges game traffic</w:t>
-      </w:r>
-      <w:r>
-        <w:t xml:space="preserve"> with the player’s computer over a real time protocol. The instance server loads and saves player data via an API call to the persistence server</w:t>
-      </w:r>
-      <w:r>
-        <w:t>.</w:t>
+    </w:p>
+    <w:p>
+      <w:pPr>
+        <w:pStyle w:val="Heading1"/>
+        <w:numPr>
+          <w:ilvl w:val="0"/>
+          <w:numId w:val="1"/>
+        </w:numPr>
+      </w:pPr>
+      <w:r>
+        <w:t>C4 Layer 2 – Container</w:t>
       </w:r>
     </w:p>
     <w:p>
@@ -515,23 +583,28 @@
         </w:numPr>
       </w:pPr>
       <w:r>
+        <w:t>Container</w:t>
+      </w:r>
+      <w:r>
+        <w:t xml:space="preserve"> </w:t>
+      </w:r>
+      <w:r>
+        <w:t>diagram</w:t>
+      </w:r>
+    </w:p>
+    <w:p>
+      <w:r>
+        <w:t>Container diagram zooms in on the Online Game System. It consists of five containers. The Game Instance is the container that runs the Battle Engine.</w:t>
+      </w:r>
+    </w:p>
+    <w:p>
+      <w:r>
         <w:lastRenderedPageBreak/>
-        <w:t>Component diagram</w:t>
-      </w:r>
-    </w:p>
-    <w:p>
-      <w:pPr>
-        <w:ind w:left="360"/>
-      </w:pPr>
-      <w:r>
-        <w:rPr>
-          <w:noProof/>
-        </w:rPr>
         <w:drawing>
-          <wp:inline distT="0" distB="0" distL="0" distR="0" wp14:anchorId="0307D159" wp14:editId="6629C15F">
-            <wp:extent cx="5760720" cy="3322320"/>
+          <wp:inline distT="0" distB="0" distL="0" distR="0" wp14:anchorId="486F5AF0" wp14:editId="662E3157">
+            <wp:extent cx="5760720" cy="4290060"/>
             <wp:effectExtent l="0" t="0" r="0" b="0"/>
-            <wp:docPr id="717734452" name="Picture 1"/>
+            <wp:docPr id="946707193" name="Picture 1"/>
             <wp:cNvGraphicFramePr>
               <a:graphicFrameLocks xmlns:a="http://schemas.openxmlformats.org/drawingml/2006/main" noChangeAspect="1"/>
             </wp:cNvGraphicFramePr>
@@ -539,7 +612,7 @@
               <a:graphicData uri="http://schemas.openxmlformats.org/drawingml/2006/picture">
                 <pic:pic xmlns:pic="http://schemas.openxmlformats.org/drawingml/2006/picture">
                   <pic:nvPicPr>
-                    <pic:cNvPr id="717734452" name=""/>
+                    <pic:cNvPr id="946707193" name=""/>
                     <pic:cNvPicPr/>
                   </pic:nvPicPr>
                   <pic:blipFill>
@@ -551,7 +624,7 @@
                   <pic:spPr>
                     <a:xfrm>
                       <a:off x="0" y="0"/>
-                      <a:ext cx="5760720" cy="3322320"/>
+                      <a:ext cx="5760720" cy="4290060"/>
                     </a:xfrm>
                     <a:prstGeom prst="rect">
                       <a:avLst/>
@@ -569,31 +642,7 @@
         <w:ind w:left="360"/>
       </w:pPr>
     </w:p>
-    <w:p>
-      <w:pPr>
-        <w:ind w:left="360"/>
-      </w:pPr>
-      <w:r>
-        <w:t xml:space="preserve">The game client sends a request to the instance manager asking for an instance to play on. The </w:t>
-      </w:r>
-      <w:r>
-        <w:t>instance manager responds with the address of the assigned instance and returns it to the client. The client then connects directly to that game instance</w:t>
-      </w:r>
-      <w:r>
-        <w:t xml:space="preserve"> via a game session API to play. During </w:t>
-      </w:r>
-      <w:r>
-        <w:t>play</w:t>
-      </w:r>
-      <w:r>
-        <w:t>, the game instance calls the persistence service (a service backed by a database) to save and load player data through a persistence API.</w:t>
-      </w:r>
-    </w:p>
-    <w:p>
-      <w:pPr>
-        <w:ind w:left="360"/>
-      </w:pPr>
-    </w:p>
+    <w:p/>
     <w:p>
       <w:pPr>
         <w:pStyle w:val="Heading2"/>
@@ -603,197 +652,58 @@
         </w:numPr>
       </w:pPr>
       <w:r>
-        <w:t>Design notes</w:t>
-      </w:r>
-      <w:r>
-        <w:t xml:space="preserve"> (deployment diagram)</w:t>
-      </w:r>
-    </w:p>
-    <w:p>
-      <w:pPr>
-        <w:ind w:left="360"/>
-      </w:pPr>
-    </w:p>
-    <w:p>
-      <w:pPr>
-        <w:ind w:left="360"/>
-      </w:pPr>
-      <w:r>
-        <w:t xml:space="preserve">I added these nodes to my </w:t>
-      </w:r>
-      <w:r>
-        <w:t xml:space="preserve">deployment </w:t>
-      </w:r>
-      <w:r>
-        <w:t>diagram:</w:t>
-      </w:r>
-    </w:p>
-    <w:p>
-      <w:pPr>
-        <w:pStyle w:val="Title"/>
-        <w:rPr>
-          <w:sz w:val="40"/>
-          <w:szCs w:val="40"/>
-        </w:rPr>
-      </w:pPr>
-      <w:r>
-        <w:rPr>
-          <w:sz w:val="40"/>
-          <w:szCs w:val="40"/>
-        </w:rPr>
-        <w:t>Player’s computer/game client</w:t>
-      </w:r>
-    </w:p>
-    <w:p>
-      <w:r>
-        <w:t xml:space="preserve">According to the assignment, the game is never player through a </w:t>
-      </w:r>
-      <w:r>
-        <w:t>browser,</w:t>
-      </w:r>
-      <w:r>
-        <w:t xml:space="preserve"> and the player installs a client application on their own computer.</w:t>
-      </w:r>
-    </w:p>
-    <w:p/>
-    <w:p>
-      <w:pPr>
-        <w:pStyle w:val="Title"/>
-        <w:rPr>
-          <w:sz w:val="40"/>
-          <w:szCs w:val="40"/>
-        </w:rPr>
-      </w:pPr>
-      <w:r>
-        <w:rPr>
-          <w:sz w:val="40"/>
-          <w:szCs w:val="40"/>
-        </w:rPr>
-        <w:t>Instance</w:t>
-      </w:r>
-      <w:r>
-        <w:t xml:space="preserve"> </w:t>
-      </w:r>
-      <w:r>
-        <w:rPr>
-          <w:sz w:val="40"/>
-          <w:szCs w:val="40"/>
-        </w:rPr>
-        <w:t>Manager</w:t>
-      </w:r>
-    </w:p>
-    <w:p>
-      <w:r>
-        <w:t xml:space="preserve">Instance creation and routing is a separate action from running a battle or world simulation. </w:t>
-      </w:r>
-    </w:p>
-    <w:p/>
-    <w:p>
-      <w:pPr>
-        <w:pStyle w:val="Title"/>
-      </w:pPr>
-      <w:r>
-        <w:rPr>
-          <w:sz w:val="40"/>
-          <w:szCs w:val="40"/>
-        </w:rPr>
-        <w:lastRenderedPageBreak/>
-        <w:t>Persistence</w:t>
-      </w:r>
-      <w:r>
-        <w:t xml:space="preserve"> </w:t>
-      </w:r>
-      <w:r>
-        <w:rPr>
-          <w:sz w:val="40"/>
-          <w:szCs w:val="40"/>
-        </w:rPr>
-        <w:t>server</w:t>
-      </w:r>
-      <w:r>
-        <w:rPr>
-          <w:sz w:val="40"/>
-          <w:szCs w:val="40"/>
-        </w:rPr>
-        <w:t>/</w:t>
-      </w:r>
-      <w:r>
-        <w:rPr>
-          <w:sz w:val="40"/>
-          <w:szCs w:val="40"/>
-        </w:rPr>
-        <w:t>Persistence</w:t>
-      </w:r>
-      <w:r>
-        <w:t xml:space="preserve"> </w:t>
-      </w:r>
-      <w:r>
-        <w:rPr>
-          <w:sz w:val="40"/>
-          <w:szCs w:val="40"/>
-        </w:rPr>
-        <w:t>service</w:t>
-      </w:r>
-    </w:p>
-    <w:p/>
-    <w:p>
-      <w:r>
-        <w:t>This node exists because “no permanent data can be stored on an instance”</w:t>
-      </w:r>
-      <w:r>
-        <w:t xml:space="preserve"> even though players constantly switch between instances. If character levels, weapons, or position were saved on the instance itself, that data would be lost or become inco</w:t>
-      </w:r>
-      <w:r>
-        <w:t xml:space="preserve">nsistent the moment a player moved to a different instance. </w:t>
-      </w:r>
-      <w:r>
-        <w:t xml:space="preserve">By making it </w:t>
-      </w:r>
-      <w:r>
-        <w:t>persistent</w:t>
-      </w:r>
-      <w:r>
-        <w:t xml:space="preserve">, reachable by any instance, it makes </w:t>
-      </w:r>
-      <w:r>
-        <w:t>a player’s data always correct, no matter which instance they’re currently on.</w:t>
-      </w:r>
-      <w:r>
-        <w:t xml:space="preserve"> If I were to combine persistence </w:t>
-      </w:r>
-      <w:r>
-        <w:t>with instance server, it would mean losing player data every time an instance shuts down</w:t>
-      </w:r>
-      <w:r>
-        <w:t>.</w:t>
-      </w:r>
-    </w:p>
-    <w:p/>
-    <w:p>
-      <w:pPr>
-        <w:pStyle w:val="Heading1"/>
-        <w:numPr>
-          <w:ilvl w:val="0"/>
-          <w:numId w:val="1"/>
-        </w:numPr>
-      </w:pPr>
-      <w:r>
-        <w:t xml:space="preserve">C4 layer </w:t>
-      </w:r>
-      <w:r>
-        <w:t>3 –</w:t>
-      </w:r>
-      <w:r>
-        <w:t xml:space="preserve"> component</w:t>
-      </w:r>
-    </w:p>
-    <w:p/>
-    <w:p>
-      <w:r>
-        <w:t>This layer zooms into the Game Instance container from layer 2 and shows its internal components</w:t>
-      </w:r>
-      <w:r>
-        <w:t xml:space="preserve">. </w:t>
+        <w:t>Deployment</w:t>
+      </w:r>
+      <w:r>
+        <w:t xml:space="preserve"> diagram</w:t>
+      </w:r>
+    </w:p>
+    <w:p>
+      <w:r>
+        <w:t xml:space="preserve">Deployment diagram </w:t>
+      </w:r>
+      <w:proofErr w:type="gramStart"/>
+      <w:r>
+        <w:t>shows on</w:t>
+      </w:r>
+      <w:proofErr w:type="gramEnd"/>
+      <w:r>
+        <w:t xml:space="preserve"> which hardware the containers run. The Game Servers are virtual machines in the cloud that are added or removed automatically when the number of instances </w:t>
+      </w:r>
+      <w:proofErr w:type="gramStart"/>
+      <w:r>
+        <w:t>changes ({1..</w:t>
+      </w:r>
+      <w:proofErr w:type="gramEnd"/>
+      <w:r>
+        <w:t>*</w:t>
+      </w:r>
+      <w:r>
+        <w:t>, auto-</w:t>
+      </w:r>
+      <w:proofErr w:type="gramStart"/>
+      <w:r>
+        <w:t>scaled})</w:t>
+      </w:r>
+      <w:proofErr w:type="gramEnd"/>
+      <w:r>
+        <w:t xml:space="preserve">. Every instance runs in its own </w:t>
+      </w:r>
+      <w:proofErr w:type="gramStart"/>
+      <w:r>
+        <w:t>container ({0..</w:t>
+      </w:r>
+      <w:proofErr w:type="gramEnd"/>
+      <w:r>
+        <w:t xml:space="preserve">*, one per </w:t>
+      </w:r>
+      <w:proofErr w:type="gramStart"/>
+      <w:r>
+        <w:t>instance})</w:t>
+      </w:r>
+      <w:proofErr w:type="gramEnd"/>
+      <w:r>
+        <w:t>, so a crashing instance cannot affect another one and an instance is stopped by removing its container. The account Provider is not shown, because it is an external system that we do not deploy.</w:t>
       </w:r>
     </w:p>
     <w:p/>
@@ -801,10 +711,10 @@
       <w:r>
         <w:lastRenderedPageBreak/>
         <w:drawing>
-          <wp:inline distT="0" distB="0" distL="0" distR="0" wp14:anchorId="7C624F1A" wp14:editId="62818550">
-            <wp:extent cx="5458587" cy="4925112"/>
-            <wp:effectExtent l="0" t="0" r="8890" b="8890"/>
-            <wp:docPr id="534137399" name="Picture 1"/>
+          <wp:inline distT="0" distB="0" distL="0" distR="0" wp14:anchorId="59D99434" wp14:editId="0B17861B">
+            <wp:extent cx="5029902" cy="7335274"/>
+            <wp:effectExtent l="0" t="0" r="0" b="0"/>
+            <wp:docPr id="1615519973" name="Picture 1"/>
             <wp:cNvGraphicFramePr>
               <a:graphicFrameLocks xmlns:a="http://schemas.openxmlformats.org/drawingml/2006/main" noChangeAspect="1"/>
             </wp:cNvGraphicFramePr>
@@ -812,7 +722,7 @@
               <a:graphicData uri="http://schemas.openxmlformats.org/drawingml/2006/picture">
                 <pic:pic xmlns:pic="http://schemas.openxmlformats.org/drawingml/2006/picture">
                   <pic:nvPicPr>
-                    <pic:cNvPr id="534137399" name=""/>
+                    <pic:cNvPr id="1615519973" name=""/>
                     <pic:cNvPicPr/>
                   </pic:nvPicPr>
                   <pic:blipFill>
@@ -824,7 +734,163 @@
                   <pic:spPr>
                     <a:xfrm>
                       <a:off x="0" y="0"/>
-                      <a:ext cx="5458587" cy="4925112"/>
+                      <a:ext cx="5029902" cy="7335274"/>
+                    </a:xfrm>
+                    <a:prstGeom prst="rect">
+                      <a:avLst/>
+                    </a:prstGeom>
+                  </pic:spPr>
+                </pic:pic>
+              </a:graphicData>
+            </a:graphic>
+          </wp:inline>
+        </w:drawing>
+      </w:r>
+    </w:p>
+    <w:p>
+      <w:pPr>
+        <w:pStyle w:val="ListParagraph"/>
+        <w:numPr>
+          <w:ilvl w:val="0"/>
+          <w:numId w:val="2"/>
+        </w:numPr>
+      </w:pPr>
+      <w:r>
+        <w:rPr>
+          <w:b/>
+          <w:bCs/>
+        </w:rPr>
+        <w:t>WebSocket between client and instance</w:t>
+      </w:r>
+      <w:r>
+        <w:t xml:space="preserve">. One </w:t>
+      </w:r>
+      <w:proofErr w:type="gramStart"/>
+      <w:r>
+        <w:t>long lived</w:t>
+      </w:r>
+      <w:proofErr w:type="gramEnd"/>
+      <w:r>
+        <w:t xml:space="preserve"> connection in both directions: the server can push updates (other players moving, the computer’s battle actions) without the client asking for them.</w:t>
+      </w:r>
+    </w:p>
+    <w:p>
+      <w:pPr>
+        <w:pStyle w:val="ListParagraph"/>
+        <w:numPr>
+          <w:ilvl w:val="0"/>
+          <w:numId w:val="2"/>
+        </w:numPr>
+      </w:pPr>
+      <w:r>
+        <w:rPr>
+          <w:b/>
+          <w:bCs/>
+        </w:rPr>
+        <w:t>HTTPS with REST for services</w:t>
+      </w:r>
+      <w:r>
+        <w:t xml:space="preserve">. Requests to the Instance Manager and the Persistence Service are short </w:t>
+      </w:r>
+      <w:proofErr w:type="gramStart"/>
+      <w:r>
+        <w:t>request</w:t>
+      </w:r>
+      <w:proofErr w:type="gramEnd"/>
+      <w:r>
+        <w:t xml:space="preserve"> and response calls. REST with JSON is simple and easy to monitor.</w:t>
+      </w:r>
+    </w:p>
+    <w:p>
+      <w:pPr>
+        <w:pStyle w:val="ListParagraph"/>
+        <w:numPr>
+          <w:ilvl w:val="0"/>
+          <w:numId w:val="2"/>
+        </w:numPr>
+      </w:pPr>
+      <w:r>
+        <w:rPr>
+          <w:b/>
+          <w:bCs/>
+        </w:rPr>
+        <w:lastRenderedPageBreak/>
+        <w:t>Database on its own server.</w:t>
+      </w:r>
+      <w:r>
+        <w:t xml:space="preserve"> The database is the only place with permanent data, so it gets its own machine with backups, separate from the stateless services.</w:t>
+      </w:r>
+    </w:p>
+    <w:p>
+      <w:pPr>
+        <w:pStyle w:val="Heading2"/>
+        <w:rPr>
+          <w:lang w:val="nl-NL"/>
+        </w:rPr>
+      </w:pPr>
+      <w:r>
+        <w:rPr>
+          <w:lang w:val="nl-NL"/>
+        </w:rPr>
+        <w:t>3.3 Component Diagram</w:t>
+      </w:r>
+    </w:p>
+    <w:p>
+      <w:pPr>
+        <w:ind w:left="360"/>
+        <w:rPr>
+          <w:noProof/>
+        </w:rPr>
+      </w:pPr>
+      <w:r>
+        <w:rPr>
+          <w:noProof/>
+        </w:rPr>
+        <w:t>Component Diagram shows the s</w:t>
+      </w:r>
+      <w:r>
+        <w:rPr>
+          <w:noProof/>
+        </w:rPr>
+        <w:t xml:space="preserve">ame containers as UML </w:t>
+      </w:r>
+      <w:r>
+        <w:rPr>
+          <w:noProof/>
+        </w:rPr>
+        <w:t>components with the interfaces they provide (ball) and require (socket).</w:t>
+      </w:r>
+    </w:p>
+    <w:p>
+      <w:pPr>
+        <w:ind w:left="360"/>
+      </w:pPr>
+      <w:r>
+        <w:drawing>
+          <wp:inline distT="0" distB="0" distL="0" distR="0" wp14:anchorId="29258F89" wp14:editId="21004626">
+            <wp:extent cx="3905795" cy="7316221"/>
+            <wp:effectExtent l="0" t="0" r="0" b="0"/>
+            <wp:docPr id="735365632" name="Picture 1"/>
+            <wp:cNvGraphicFramePr>
+              <a:graphicFrameLocks xmlns:a="http://schemas.openxmlformats.org/drawingml/2006/main" noChangeAspect="1"/>
+            </wp:cNvGraphicFramePr>
+            <a:graphic xmlns:a="http://schemas.openxmlformats.org/drawingml/2006/main">
+              <a:graphicData uri="http://schemas.openxmlformats.org/drawingml/2006/picture">
+                <pic:pic xmlns:pic="http://schemas.openxmlformats.org/drawingml/2006/picture">
+                  <pic:nvPicPr>
+                    <pic:cNvPr id="735365632" name=""/>
+                    <pic:cNvPicPr/>
+                  </pic:nvPicPr>
+                  <pic:blipFill>
+                    <a:blip r:embed="rId12"/>
+                    <a:stretch>
+                      <a:fillRect/>
+                    </a:stretch>
+                  </pic:blipFill>
+                  <pic:spPr>
+                    <a:xfrm>
+                      <a:off x="0" y="0"/>
+                      <a:ext cx="3905795" cy="7316221"/>
                     </a:xfrm>
                     <a:prstGeom prst="rect">
                       <a:avLst/>
@@ -970,8 +1036,124 @@
       </w:rPr>
     </w:lvl>
   </w:abstractNum>
+  <w:abstractNum w:abstractNumId="1" w15:restartNumberingAfterBreak="0">
+    <w:nsid w:val="66785A29"/>
+    <w:multiLevelType w:val="hybridMultilevel"/>
+    <w:tmpl w:val="6416338C"/>
+    <w:lvl w:ilvl="0" w:tplc="04090001">
+      <w:start w:val="1"/>
+      <w:numFmt w:val="bullet"/>
+      <w:lvlText w:val=""/>
+      <w:lvlJc w:val="left"/>
+      <w:pPr>
+        <w:ind w:left="720" w:hanging="360"/>
+      </w:pPr>
+      <w:rPr>
+        <w:rFonts w:ascii="Symbol" w:hAnsi="Symbol" w:hint="default"/>
+      </w:rPr>
+    </w:lvl>
+    <w:lvl w:ilvl="1" w:tplc="04090003" w:tentative="1">
+      <w:start w:val="1"/>
+      <w:numFmt w:val="bullet"/>
+      <w:lvlText w:val="o"/>
+      <w:lvlJc w:val="left"/>
+      <w:pPr>
+        <w:ind w:left="1440" w:hanging="360"/>
+      </w:pPr>
+      <w:rPr>
+        <w:rFonts w:ascii="Courier New" w:hAnsi="Courier New" w:cs="Courier New" w:hint="default"/>
+      </w:rPr>
+    </w:lvl>
+    <w:lvl w:ilvl="2" w:tplc="04090005" w:tentative="1">
+      <w:start w:val="1"/>
+      <w:numFmt w:val="bullet"/>
+      <w:lvlText w:val=""/>
+      <w:lvlJc w:val="left"/>
+      <w:pPr>
+        <w:ind w:left="2160" w:hanging="360"/>
+      </w:pPr>
+      <w:rPr>
+        <w:rFonts w:ascii="Wingdings" w:hAnsi="Wingdings" w:hint="default"/>
+      </w:rPr>
+    </w:lvl>
+    <w:lvl w:ilvl="3" w:tplc="04090001" w:tentative="1">
+      <w:start w:val="1"/>
+      <w:numFmt w:val="bullet"/>
+      <w:lvlText w:val=""/>
+      <w:lvlJc w:val="left"/>
+      <w:pPr>
+        <w:ind w:left="2880" w:hanging="360"/>
+      </w:pPr>
+      <w:rPr>
+        <w:rFonts w:ascii="Symbol" w:hAnsi="Symbol" w:hint="default"/>
+      </w:rPr>
+    </w:lvl>
+    <w:lvl w:ilvl="4" w:tplc="04090003" w:tentative="1">
+      <w:start w:val="1"/>
+      <w:numFmt w:val="bullet"/>
+      <w:lvlText w:val="o"/>
+      <w:lvlJc w:val="left"/>
+      <w:pPr>
+        <w:ind w:left="3600" w:hanging="360"/>
+      </w:pPr>
+      <w:rPr>
+        <w:rFonts w:ascii="Courier New" w:hAnsi="Courier New" w:cs="Courier New" w:hint="default"/>
+      </w:rPr>
+    </w:lvl>
+    <w:lvl w:ilvl="5" w:tplc="04090005" w:tentative="1">
+      <w:start w:val="1"/>
+      <w:numFmt w:val="bullet"/>
+      <w:lvlText w:val=""/>
+      <w:lvlJc w:val="left"/>
+      <w:pPr>
+        <w:ind w:left="4320" w:hanging="360"/>
+      </w:pPr>
+      <w:rPr>
+        <w:rFonts w:ascii="Wingdings" w:hAnsi="Wingdings" w:hint="default"/>
+      </w:rPr>
+    </w:lvl>
+    <w:lvl w:ilvl="6" w:tplc="04090001" w:tentative="1">
+      <w:start w:val="1"/>
+      <w:numFmt w:val="bullet"/>
+      <w:lvlText w:val=""/>
+      <w:lvlJc w:val="left"/>
+      <w:pPr>
+        <w:ind w:left="5040" w:hanging="360"/>
+      </w:pPr>
+      <w:rPr>
+        <w:rFonts w:ascii="Symbol" w:hAnsi="Symbol" w:hint="default"/>
+      </w:rPr>
+    </w:lvl>
+    <w:lvl w:ilvl="7" w:tplc="04090003" w:tentative="1">
+      <w:start w:val="1"/>
+      <w:numFmt w:val="bullet"/>
+      <w:lvlText w:val="o"/>
+      <w:lvlJc w:val="left"/>
+      <w:pPr>
+        <w:ind w:left="5760" w:hanging="360"/>
+      </w:pPr>
+      <w:rPr>
+        <w:rFonts w:ascii="Courier New" w:hAnsi="Courier New" w:cs="Courier New" w:hint="default"/>
+      </w:rPr>
+    </w:lvl>
+    <w:lvl w:ilvl="8" w:tplc="04090005" w:tentative="1">
+      <w:start w:val="1"/>
+      <w:numFmt w:val="bullet"/>
+      <w:lvlText w:val=""/>
+      <w:lvlJc w:val="left"/>
+      <w:pPr>
+        <w:ind w:left="6480" w:hanging="360"/>
+      </w:pPr>
+      <w:rPr>
+        <w:rFonts w:ascii="Wingdings" w:hAnsi="Wingdings" w:hint="default"/>
+      </w:rPr>
+    </w:lvl>
+  </w:abstractNum>
   <w:num w:numId="1" w16cid:durableId="1783499281">
     <w:abstractNumId w:val="0"/>
+  </w:num>
+  <w:num w:numId="2" w16cid:durableId="2098011493">
+    <w:abstractNumId w:val="1"/>
   </w:num>
 </w:numbering>
 </file>
